--- a/docs/CPSA-Data Preparation and Modeling Report.docx
+++ b/docs/CPSA-Data Preparation and Modeling Report.docx
@@ -4259,6 +4259,11 @@
       </w:r>
     </w:p>
     <w:p>
+      <w:r>
+        <w:t xml:space="preserve">Introduction </w:t>
+      </w:r>
+    </w:p>
+    <w:p>
       <w:pPr>
         <w:pStyle w:val="Heading1"/>
         <w:numPr>
@@ -4268,6 +4273,7 @@
       </w:pPr>
       <w:bookmarkStart w:id="0" w:name="_Toc222595654"/>
       <w:r>
+        <w:lastRenderedPageBreak/>
         <w:t>Data Preparation</w:t>
       </w:r>
       <w:bookmarkEnd w:id="0"/>
@@ -4628,7 +4634,6 @@
       </w:pPr>
       <w:bookmarkStart w:id="21" w:name="_Toc222595675"/>
       <w:r>
-        <w:lastRenderedPageBreak/>
         <w:t>Data Formatting</w:t>
       </w:r>
       <w:bookmarkEnd w:id="21"/>
@@ -4647,6 +4652,7 @@
       </w:pPr>
       <w:bookmarkStart w:id="22" w:name="_Toc222595676"/>
       <w:r>
+        <w:lastRenderedPageBreak/>
         <w:t>Train/Validation/Test Splitting</w:t>
       </w:r>
       <w:bookmarkEnd w:id="22"/>

--- a/docs/CPSA-Data Preparation and Modeling Report.docx
+++ b/docs/CPSA-Data Preparation and Modeling Report.docx
@@ -3,8 +3,19 @@
 <w:document xmlns:wpc="http://schemas.microsoft.com/office/word/2010/wordprocessingCanvas" xmlns:cx="http://schemas.microsoft.com/office/drawing/2014/chartex" xmlns:cx1="http://schemas.microsoft.com/office/drawing/2015/9/8/chartex" xmlns:cx2="http://schemas.microsoft.com/office/drawing/2015/10/21/chartex" xmlns:cx3="http://schemas.microsoft.com/office/drawing/2016/5/9/chartex" xmlns:cx4="http://schemas.microsoft.com/office/drawing/2016/5/10/chartex" xmlns:cx5="http://schemas.microsoft.com/office/drawing/2016/5/11/chartex" xmlns:cx6="http://schemas.microsoft.com/office/drawing/2016/5/12/chartex" xmlns:cx7="http://schemas.microsoft.com/office/drawing/2016/5/13/chartex" xmlns:cx8="http://schemas.microsoft.com/office/drawing/2016/5/14/chartex" xmlns:mc="http://schemas.openxmlformats.org/markup-compatibility/2006" xmlns:aink="http://schemas.microsoft.com/office/drawing/2016/ink" xmlns:am3d="http://schemas.microsoft.com/office/drawing/2017/model3d" xmlns:o="urn:schemas-microsoft-com:office:office" xmlns:oel="http://schemas.microsoft.com/office/2019/extlst" xmlns:r="http://schemas.openxmlformats.org/officeDocument/2006/relationships" xmlns:m="http://schemas.openxmlformats.org/officeDocument/2006/math" xmlns:v="urn:schemas-microsoft-com:vml" xmlns:wp14="http://schemas.microsoft.com/office/word/2010/wordprocessingDrawing" xmlns:wp="http://schemas.openxmlformats.org/drawingml/2006/wordprocessingDrawing" xmlns:w10="urn:schemas-microsoft-com:office:word" xmlns:w="http://schemas.openxmlformats.org/wordprocessingml/2006/main" xmlns:w14="http://schemas.microsoft.com/office/word/2010/wordml" xmlns:w15="http://schemas.microsoft.com/office/word/2012/wordml" xmlns:w16cex="http://schemas.microsoft.com/office/word/2018/wordml/cex" xmlns:w16cid="http://schemas.microsoft.com/office/word/2016/wordml/cid" xmlns:w16="http://schemas.microsoft.com/office/word/2018/wordml" xmlns:w16du="http://schemas.microsoft.com/office/word/2023/wordml/word16du" xmlns:w16sdtdh="http://schemas.microsoft.com/office/word/2020/wordml/sdtdatahash" xmlns:w16sdtfl="http://schemas.microsoft.com/office/word/2024/wordml/sdtformatlock" xmlns:w16se="http://schemas.microsoft.com/office/word/2015/wordml/symex" xmlns:wpg="http://schemas.microsoft.com/office/word/2010/wordprocessingGroup" xmlns:wpi="http://schemas.microsoft.com/office/word/2010/wordprocessingInk" xmlns:wne="http://schemas.microsoft.com/office/word/2006/wordml" xmlns:wps="http://schemas.microsoft.com/office/word/2010/wordprocessingShape" mc:Ignorable="w14 w15 w16se w16cid w16 w16cex w16sdtdh w16sdtfl w16du wp14">
   <w:body>
     <w:p/>
+    <w:p/>
     <w:sdt>
       <w:sdtPr>
+        <w:rPr>
+          <w:rFonts w:asciiTheme="minorHAnsi" w:eastAsiaTheme="minorHAnsi" w:hAnsiTheme="minorHAnsi" w:cstheme="minorBidi"/>
+          <w:b w:val="0"/>
+          <w:bCs w:val="0"/>
+          <w:color w:val="auto"/>
+          <w:kern w:val="2"/>
+          <w:sz w:val="24"/>
+          <w:szCs w:val="24"/>
+          <w14:ligatures w14:val="standardContextual"/>
+        </w:rPr>
         <w:id w:val="673317236"/>
         <w:docPartObj>
           <w:docPartGallery w:val="Table of Contents"/>
@@ -13,13 +24,7 @@
       </w:sdtPr>
       <w:sdtEndPr>
         <w:rPr>
-          <w:rFonts w:asciiTheme="minorHAnsi" w:eastAsiaTheme="minorHAnsi" w:hAnsiTheme="minorHAnsi" w:cstheme="minorBidi"/>
           <w:noProof/>
-          <w:color w:val="auto"/>
-          <w:kern w:val="2"/>
-          <w:sz w:val="24"/>
-          <w:szCs w:val="24"/>
-          <w14:ligatures w14:val="standardContextual"/>
         </w:rPr>
       </w:sdtEndPr>
       <w:sdtContent>
@@ -4258,11 +4263,7 @@
         <w:t>Data Preparation and Modeling Report</w:t>
       </w:r>
     </w:p>
-    <w:p>
-      <w:r>
-        <w:t xml:space="preserve">Introduction </w:t>
-      </w:r>
-    </w:p>
+    <w:p/>
     <w:p>
       <w:pPr>
         <w:pStyle w:val="Heading1"/>
@@ -5002,10 +5003,7 @@
         </w:numPr>
       </w:pPr>
       <w:r>
-        <w:t>Model-</w:t>
-      </w:r>
-      <w:r>
-        <w:t>3</w:t>
+        <w:t>Model-3</w:t>
       </w:r>
     </w:p>
     <w:p>

--- a/docs/CPSA-Data Preparation and Modeling Report.docx
+++ b/docs/CPSA-Data Preparation and Modeling Report.docx
@@ -19803,8 +19803,16 @@
         <w:rPr>
           <w:rFonts w:asciiTheme="minorHAnsi" w:hAnsiTheme="minorHAnsi"/>
         </w:rPr>
-        <w:t xml:space="preserve">Derive this feature from the Treatment Date Feature </w:t>
-      </w:r>
+        <w:t>Derive this feature from the Treatment Date Feature</w:t>
+      </w:r>
+    </w:p>
+    <w:p>
+      <w:pPr>
+        <w:ind w:left="1530" w:firstLine="720"/>
+        <w:rPr>
+          <w:rFonts w:asciiTheme="minorHAnsi" w:hAnsiTheme="minorHAnsi"/>
+        </w:rPr>
+      </w:pPr>
     </w:p>
     <w:p>
       <w:pPr>
@@ -19864,15 +19872,34 @@
         <w:rPr>
           <w:rFonts w:asciiTheme="minorHAnsi" w:hAnsiTheme="minorHAnsi"/>
         </w:rPr>
-        <w:t>Product_1</w:t>
-      </w:r>
-      <w:r>
-        <w:rPr>
-          <w:rFonts w:asciiTheme="minorHAnsi" w:hAnsiTheme="minorHAnsi"/>
-        </w:rPr>
-        <w:t>:</w:t>
-      </w:r>
-    </w:p>
+        <w:t>Categorical Features</w:t>
+      </w:r>
+    </w:p>
+    <w:p>
+      <w:pPr>
+        <w:pStyle w:val="Heading4"/>
+        <w:ind w:left="2160"/>
+        <w:rPr>
+          <w:rFonts w:asciiTheme="minorHAnsi" w:hAnsiTheme="minorHAnsi"/>
+        </w:rPr>
+      </w:pPr>
+    </w:p>
+    <w:p>
+      <w:pPr>
+        <w:pStyle w:val="Heading5"/>
+        <w:ind w:left="2160"/>
+        <w:rPr>
+          <w:rFonts w:asciiTheme="minorHAnsi" w:hAnsiTheme="minorHAnsi"/>
+        </w:rPr>
+      </w:pPr>
+      <w:r>
+        <w:rPr>
+          <w:rFonts w:asciiTheme="minorHAnsi" w:hAnsiTheme="minorHAnsi"/>
+        </w:rPr>
+        <w:t>Product_1:</w:t>
+      </w:r>
+    </w:p>
+    <w:p/>
     <w:p>
       <w:pPr>
         <w:spacing w:line="360" w:lineRule="auto"/>
@@ -19953,6 +19980,51 @@
         </w:rPr>
         <w:t>). To strictly prohibit target leakage, the encoding probabilities were fitted exclusively on the Training partition, utilizing statistical smoothing to penalize low-frequency categories, before being mapped to the Validation and Hold-Out datasets.</w:t>
       </w:r>
+    </w:p>
+    <w:p>
+      <w:pPr>
+        <w:spacing w:line="360" w:lineRule="auto"/>
+        <w:ind w:left="2160"/>
+        <w:rPr>
+          <w:rFonts w:asciiTheme="minorHAnsi" w:hAnsiTheme="minorHAnsi"/>
+        </w:rPr>
+      </w:pPr>
+    </w:p>
+    <w:p>
+      <w:pPr>
+        <w:pStyle w:val="Heading4"/>
+        <w:ind w:left="2160"/>
+        <w:rPr>
+          <w:rFonts w:asciiTheme="minorHAnsi" w:hAnsiTheme="minorHAnsi"/>
+        </w:rPr>
+      </w:pPr>
+      <w:r>
+        <w:rPr>
+          <w:rFonts w:asciiTheme="minorHAnsi" w:hAnsiTheme="minorHAnsi"/>
+        </w:rPr>
+        <w:t>Diagnosis, Body Part, Location, Body Part 2</w:t>
+      </w:r>
+    </w:p>
+    <w:p>
+      <w:r>
+        <w:tab/>
+      </w:r>
+      <w:r>
+        <w:tab/>
+      </w:r>
+      <w:r>
+        <w:tab/>
+        <w:t xml:space="preserve">We applied One-Hot Encoding for </w:t>
+      </w:r>
+    </w:p>
+    <w:p>
+      <w:pPr>
+        <w:spacing w:line="360" w:lineRule="auto"/>
+        <w:ind w:left="2160"/>
+        <w:rPr>
+          <w:rFonts w:asciiTheme="minorHAnsi" w:hAnsiTheme="minorHAnsi"/>
+        </w:rPr>
+      </w:pPr>
     </w:p>
     <w:p>
       <w:pPr>
@@ -19979,6 +20051,7 @@
         <w:rPr>
           <w:rFonts w:asciiTheme="minorHAnsi" w:hAnsiTheme="minorHAnsi"/>
         </w:rPr>
+        <w:lastRenderedPageBreak/>
         <w:t>Temporal Features</w:t>
       </w:r>
       <w:bookmarkEnd w:id="17"/>
@@ -20109,10 +20182,38 @@
         <w:rPr>
           <w:rFonts w:asciiTheme="minorHAnsi" w:hAnsiTheme="minorHAnsi"/>
         </w:rPr>
-        <w:lastRenderedPageBreak/>
         <w:t>Domain Specific Features</w:t>
       </w:r>
       <w:bookmarkEnd w:id="18"/>
+    </w:p>
+    <w:p/>
+    <w:p>
+      <w:pPr>
+        <w:ind w:left="2160"/>
+      </w:pPr>
+    </w:p>
+    <w:p>
+      <w:pPr>
+        <w:pStyle w:val="Heading5"/>
+        <w:ind w:left="2160"/>
+        <w:rPr>
+          <w:rFonts w:asciiTheme="minorHAnsi" w:hAnsiTheme="minorHAnsi"/>
+        </w:rPr>
+      </w:pPr>
+      <w:r>
+        <w:rPr>
+          <w:rFonts w:asciiTheme="minorHAnsi" w:hAnsiTheme="minorHAnsi"/>
+        </w:rPr>
+        <w:t>EMS/Severity Escalation, Safety Equipment Utilization, Third-Party Intervention, Height Risk, and Water Risk</w:t>
+      </w:r>
+    </w:p>
+    <w:p>
+      <w:pPr>
+        <w:ind w:left="2160"/>
+        <w:rPr>
+          <w:rFonts w:asciiTheme="minorHAnsi" w:hAnsiTheme="minorHAnsi"/>
+        </w:rPr>
+      </w:pPr>
     </w:p>
     <w:p>
       <w:pPr>
@@ -20127,6 +20228,99 @@
           <w:rFonts w:asciiTheme="minorHAnsi" w:hAnsiTheme="minorHAnsi"/>
         </w:rPr>
         <w:t>To augment the predictive capacity of the baseline categorical variables, rule-based Natural Language Processing (NLP) was applied to the unstructured clinical narratives. A series of deterministic regular expression (Regex) algorithms were developed to extract high-value contextual vectors that are historically under-coded in the CPSC taxonomy. This yielded five distinct binary features: EMS/Severity Escalation, Safety Equipment Utilization, Third-Party Intervention, Height Risk, and Water Risk. These boolean indicators provide the classification algorithms with critical micro-environmental context necessary for accurately predicting hospitalization probability.</w:t>
+      </w:r>
+    </w:p>
+    <w:p>
+      <w:pPr>
+        <w:spacing w:line="360" w:lineRule="auto"/>
+        <w:ind w:left="2160"/>
+        <w:rPr>
+          <w:rFonts w:asciiTheme="minorHAnsi" w:hAnsiTheme="minorHAnsi"/>
+        </w:rPr>
+      </w:pPr>
+    </w:p>
+    <w:p>
+      <w:pPr>
+        <w:pStyle w:val="Heading5"/>
+        <w:ind w:left="2160"/>
+        <w:rPr>
+          <w:rFonts w:asciiTheme="minorHAnsi" w:hAnsiTheme="minorHAnsi"/>
+        </w:rPr>
+      </w:pPr>
+      <w:r>
+        <w:rPr>
+          <w:rFonts w:asciiTheme="minorHAnsi" w:hAnsiTheme="minorHAnsi"/>
+        </w:rPr>
+        <w:t>Injury Mechanism:</w:t>
+      </w:r>
+    </w:p>
+    <w:p>
+      <w:pPr>
+        <w:spacing w:line="360" w:lineRule="auto"/>
+        <w:ind w:left="2160"/>
+        <w:rPr>
+          <w:rFonts w:asciiTheme="minorHAnsi" w:hAnsiTheme="minorHAnsi"/>
+        </w:rPr>
+      </w:pPr>
+    </w:p>
+    <w:p>
+      <w:pPr>
+        <w:spacing w:line="360" w:lineRule="auto"/>
+        <w:ind w:left="2160"/>
+        <w:rPr>
+          <w:rFonts w:asciiTheme="minorHAnsi" w:hAnsiTheme="minorHAnsi"/>
+        </w:rPr>
+      </w:pPr>
+      <w:r>
+        <w:rPr>
+          <w:rFonts w:asciiTheme="minorHAnsi" w:hAnsiTheme="minorHAnsi"/>
+        </w:rPr>
+        <w:t>T</w:t>
+      </w:r>
+      <w:r>
+        <w:rPr>
+          <w:rFonts w:asciiTheme="minorHAnsi" w:hAnsiTheme="minorHAnsi"/>
+        </w:rPr>
+        <w:t xml:space="preserve">o capture the root behavioral cause of the incidents, a new categorical feature, </w:t>
+      </w:r>
+      <w:proofErr w:type="spellStart"/>
+      <w:r>
+        <w:rPr>
+          <w:rStyle w:val="HTMLCode"/>
+          <w:rFonts w:asciiTheme="minorHAnsi" w:hAnsiTheme="minorHAnsi"/>
+          <w:sz w:val="24"/>
+          <w:szCs w:val="24"/>
+        </w:rPr>
+        <w:t>Injury_Mechanism</w:t>
+      </w:r>
+      <w:proofErr w:type="spellEnd"/>
+      <w:r>
+        <w:rPr>
+          <w:rFonts w:asciiTheme="minorHAnsi" w:hAnsiTheme="minorHAnsi"/>
+        </w:rPr>
+        <w:t xml:space="preserve">, was engineered from the unstructured </w:t>
+      </w:r>
+      <w:r>
+        <w:rPr>
+          <w:rStyle w:val="HTMLCode"/>
+          <w:rFonts w:asciiTheme="minorHAnsi" w:hAnsiTheme="minorHAnsi"/>
+          <w:sz w:val="24"/>
+          <w:szCs w:val="24"/>
+        </w:rPr>
+        <w:t>Narrative</w:t>
+      </w:r>
+      <w:r>
+        <w:rPr>
+          <w:rFonts w:asciiTheme="minorHAnsi" w:hAnsiTheme="minorHAnsi"/>
+        </w:rPr>
+        <w:t xml:space="preserve"> column. A deterministic Regular Expression (Regex) algorithm was deployed to scan the 142-character text </w:t>
+      </w:r>
+      <w:r>
+        <w:rPr>
+          <w:rFonts w:asciiTheme="minorHAnsi" w:hAnsiTheme="minorHAnsi"/>
+        </w:rPr>
+        <w:lastRenderedPageBreak/>
+        <w:t>vectors for standardized keyword groups, effectively categorizing raw clinical text into five distinct quantitative mechanisms (e.g., Fall, Burn, Ingestion). Narratives lacking these specific keyword patterns were binned as 'Other/Unspecified' to maintain dataset dimensionality without introducing speculative bias.</w:t>
       </w:r>
     </w:p>
     <w:p/>
@@ -20157,6 +20351,44 @@
         <w:t xml:space="preserve"> </w:t>
       </w:r>
     </w:p>
+    <w:p>
+      <w:pPr>
+        <w:ind w:left="2160"/>
+      </w:pPr>
+      <w:r>
+        <w:t>True Alcohol</w:t>
+      </w:r>
+    </w:p>
+    <w:p>
+      <w:pPr>
+        <w:ind w:left="2160"/>
+      </w:pPr>
+      <w:r>
+        <w:t>True Drug</w:t>
+      </w:r>
+    </w:p>
+    <w:p>
+      <w:pPr>
+        <w:ind w:left="2160"/>
+      </w:pPr>
+      <w:r>
+        <w:t>Treatment Year</w:t>
+      </w:r>
+    </w:p>
+    <w:p>
+      <w:pPr>
+        <w:ind w:left="2160"/>
+      </w:pPr>
+      <w:r>
+        <w:t>Treatment Month</w:t>
+      </w:r>
+    </w:p>
+    <w:p>
+      <w:pPr>
+        <w:ind w:left="2160"/>
+      </w:pPr>
+    </w:p>
+    <w:p/>
     <w:p>
       <w:pPr>
         <w:rPr>
